--- a/courseware/LG-Develop Multi AI Agent Applications with Gemini Agent ADK.docx
+++ b/courseware/LG-Develop Multi AI Agent Applications with Gemini Agent ADK.docx
@@ -179,7 +179,7 @@
           <w:color w:val="1F6FEB"/>
           <w:sz w:val="24"/>
         </w:rPr>
-        <w:t>Version 1.3</w:t>
+        <w:t>Version 1.4</w:t>
       </w:r>
     </w:p>
     <w:p>
@@ -308,7 +308,7 @@
               <w:rPr>
                 <w:sz w:val="19"/>
               </w:rPr>
-              <w:t>12 August 2026</w:t>
+              <w:t>11 August 2026</w:t>
             </w:r>
           </w:p>
         </w:tc>
@@ -366,7 +366,7 @@
               <w:rPr>
                 <w:sz w:val="19"/>
               </w:rPr>
-              <w:t>12 August 2026</w:t>
+              <w:t>11 August 2026</w:t>
             </w:r>
           </w:p>
         </w:tc>
@@ -515,6 +515,64 @@
           </w:p>
         </w:tc>
       </w:tr>
+      <w:tr>
+        <w:tc>
+          <w:tcPr>
+            <w:tcW w:type="dxa" w:w="2160"/>
+          </w:tcPr>
+          <w:p>
+            <w:r/>
+            <w:r>
+              <w:rPr>
+                <w:sz w:val="19"/>
+              </w:rPr>
+              <w:t>1.4</w:t>
+            </w:r>
+          </w:p>
+        </w:tc>
+        <w:tc>
+          <w:tcPr>
+            <w:tcW w:type="dxa" w:w="2160"/>
+          </w:tcPr>
+          <w:p>
+            <w:r/>
+            <w:r>
+              <w:rPr>
+                <w:sz w:val="19"/>
+              </w:rPr>
+              <w:t>15 September 2026</w:t>
+            </w:r>
+          </w:p>
+        </w:tc>
+        <w:tc>
+          <w:tcPr>
+            <w:tcW w:type="dxa" w:w="2160"/>
+          </w:tcPr>
+          <w:p>
+            <w:r/>
+            <w:r>
+              <w:rPr>
+                <w:sz w:val="19"/>
+              </w:rPr>
+              <w:t>Refocused on Gemini multi-agent workflows: Topic 2 now teaches all four ADK collaboration patterns — Sequential, Parallel, Loop and Agent-as-a-Tool — alongside handoff and coordinator/dispatcher. Labs 7–9 rebuilt on realistic systems (blog content team, customer support desk, travel planner, market-research desk, copy-refinement loop, bilingual report writer). All labs migrated to the gemini-3.8-flash model, and Lab 1 extended with model setup and verification.</w:t>
+            </w:r>
+          </w:p>
+        </w:tc>
+        <w:tc>
+          <w:tcPr>
+            <w:tcW w:type="dxa" w:w="2160"/>
+          </w:tcPr>
+          <w:p>
+            <w:r/>
+            <w:r>
+              <w:rPr>
+                <w:sz w:val="19"/>
+              </w:rPr>
+              <w:t>Dr Alfred Ang</w:t>
+            </w:r>
+          </w:p>
+        </w:tc>
+      </w:tr>
     </w:tbl>
     <w:p>
       <w:r>
@@ -550,7 +608,7 @@
         </w:rPr>
         <w:t>Introduction</w:t>
         <w:tab/>
-        <w:t>4</w:t>
+        <w:t>5</w:t>
       </w:r>
     </w:p>
     <w:p>
@@ -569,7 +627,7 @@
         </w:rPr>
         <w:t>Course Learning Outcomes</w:t>
         <w:tab/>
-        <w:t>4</w:t>
+        <w:t>5</w:t>
       </w:r>
     </w:p>
     <w:p>
@@ -588,7 +646,7 @@
         </w:rPr>
         <w:t>Skills Framework Alignment</w:t>
         <w:tab/>
-        <w:t>4</w:t>
+        <w:t>5</w:t>
       </w:r>
     </w:p>
     <w:p>
@@ -607,7 +665,7 @@
         </w:rPr>
         <w:t>Before You Start — Environment Setup</w:t>
         <w:tab/>
-        <w:t>4</w:t>
+        <w:t>5</w:t>
       </w:r>
     </w:p>
     <w:p>
@@ -626,7 +684,7 @@
         </w:rPr>
         <w:t>Topic 01 — Overview of Agentic AI in Gemini ADK  (25%)</w:t>
         <w:tab/>
-        <w:t>6</w:t>
+        <w:t>7</w:t>
       </w:r>
     </w:p>
     <w:p>
@@ -646,7 +704,7 @@
         </w:rPr>
         <w:t>Lab 1 — Set Up the Gemini ADK Environment and Get an API Key</w:t>
         <w:tab/>
-        <w:t>7</w:t>
+        <w:t>8</w:t>
       </w:r>
     </w:p>
     <w:p>
@@ -666,7 +724,7 @@
         </w:rPr>
         <w:t>Lab 2 — Build Your First ADK Agent — A Retail Banking Assistant</w:t>
         <w:tab/>
-        <w:t>8</w:t>
+        <w:t>9</w:t>
       </w:r>
     </w:p>
     <w:p>
@@ -686,7 +744,7 @@
         </w:rPr>
         <w:t>Lab 3 — Give an Agent Tools — Live Weather and Web Search</w:t>
         <w:tab/>
-        <w:t>9</w:t>
+        <w:t>10</w:t>
       </w:r>
     </w:p>
     <w:p>
@@ -706,7 +764,7 @@
         </w:rPr>
         <w:t>Lab 4 — Swap the Model — Running an ADK Agent on a Non-Gemini LLM</w:t>
         <w:tab/>
-        <w:t>10</w:t>
+        <w:t>11</w:t>
       </w:r>
     </w:p>
     <w:p>
@@ -725,7 +783,7 @@
         </w:rPr>
         <w:t>Topic 02 — Build A Multi Agent App with Gemini ADK  (35%)</w:t>
         <w:tab/>
-        <w:t>11</w:t>
+        <w:t>13</w:t>
       </w:r>
     </w:p>
     <w:p>
@@ -745,7 +803,7 @@
         </w:rPr>
         <w:t>Lab 5 — Give an Agent Memory — Sessions, State and the Runner</w:t>
         <w:tab/>
-        <w:t>12</w:t>
+        <w:t>13</w:t>
       </w:r>
     </w:p>
     <w:p>
@@ -765,7 +823,7 @@
         </w:rPr>
         <w:t>Lab 6 — Inspect the Agent Loop — Events, Tool Calls and Final Responses</w:t>
         <w:tab/>
-        <w:t>12</w:t>
+        <w:t>14</w:t>
       </w:r>
     </w:p>
     <w:p>
@@ -783,9 +841,9 @@
           <w:color w:val="333333"/>
           <w:sz w:val="21"/>
         </w:rPr>
-        <w:t>Lab 7 — Multi-Agent Handoff — Joke Generator to Translator</w:t>
+        <w:t>Lab 7 — Multi-Agent Handoff — A Blog Content Production Team</w:t>
         <w:tab/>
-        <w:t>13</w:t>
+        <w:t>15</w:t>
       </w:r>
     </w:p>
     <w:p>
@@ -803,9 +861,9 @@
           <w:color w:val="333333"/>
           <w:sz w:val="21"/>
         </w:rPr>
-        <w:t>Lab 8 — Hierarchical Multi-Agent System — The Tutor Agent</w:t>
+        <w:t>Lab 8 — Coordinator / Dispatcher — A Customer Support Desk</w:t>
         <w:tab/>
-        <w:t>14</w:t>
+        <w:t>16</w:t>
       </w:r>
     </w:p>
     <w:p>
@@ -823,9 +881,9 @@
           <w:color w:val="333333"/>
           <w:sz w:val="21"/>
         </w:rPr>
-        <w:t>Lab 9 — Sequential Workflow Agent — Singapore Transport Route Planner</w:t>
+        <w:t>Lab 9 — Workflow Agents — Sequential, Parallel, Loop and Agent-as-a-Tool</w:t>
         <w:tab/>
-        <w:t>15</w:t>
+        <w:t>17</w:t>
       </w:r>
     </w:p>
     <w:p>
@@ -845,7 +903,7 @@
         </w:rPr>
         <w:t>Lab 10 — Add a Guardrail — Blocking Unsafe Requests with a Callback</w:t>
         <w:tab/>
-        <w:t>16</w:t>
+        <w:t>19</w:t>
       </w:r>
     </w:p>
     <w:p>
@@ -865,7 +923,7 @@
         </w:rPr>
         <w:t>Lab 11 — Structured Output — Forcing Valid JSON with Pydantic</w:t>
         <w:tab/>
-        <w:t>17</w:t>
+        <w:t>20</w:t>
       </w:r>
     </w:p>
     <w:p>
@@ -885,7 +943,7 @@
         </w:rPr>
         <w:t>Lab 12 — Connect External Tools with MCP — StreamableHTTP and SSE</w:t>
         <w:tab/>
-        <w:t>18</w:t>
+        <w:t>21</w:t>
       </w:r>
     </w:p>
     <w:p>
@@ -904,7 +962,7 @@
         </w:rPr>
         <w:t>Topic 03 — Build Agentic AI RAG in Gemini ADK  (25%)</w:t>
         <w:tab/>
-        <w:t>19</w:t>
+        <w:t>21</w:t>
       </w:r>
     </w:p>
     <w:p>
@@ -924,7 +982,7 @@
         </w:rPr>
         <w:t>Lab 13 — Load, Split and Embed Documents into a Vector Store</w:t>
         <w:tab/>
-        <w:t>20</w:t>
+        <w:t>22</w:t>
       </w:r>
     </w:p>
     <w:p>
@@ -944,7 +1002,7 @@
         </w:rPr>
         <w:t>Lab 14 — Build the Agentic RAG Agent — Retrieval as a Tool</w:t>
         <w:tab/>
-        <w:t>21</w:t>
+        <w:t>23</w:t>
       </w:r>
     </w:p>
     <w:p>
@@ -964,7 +1022,7 @@
         </w:rPr>
         <w:t>Lab 15 — Evaluate RAG Performance — Retrieval Quality and Groundedness</w:t>
         <w:tab/>
-        <w:t>22</w:t>
+        <w:t>24</w:t>
       </w:r>
     </w:p>
     <w:p>
@@ -983,7 +1041,7 @@
         </w:rPr>
         <w:t>Topic 04 — Build an Agentic AI App with Gemini Agent ADK and Streamlit  (15%)</w:t>
         <w:tab/>
-        <w:t>23</w:t>
+        <w:t>25</w:t>
       </w:r>
     </w:p>
     <w:p>
@@ -1003,7 +1061,7 @@
         </w:rPr>
         <w:t>Lab 16 — Declarative Agents — Configuring a Multi-Agent System in YAML</w:t>
         <w:tab/>
-        <w:t>23</w:t>
+        <w:t>25</w:t>
       </w:r>
     </w:p>
     <w:p>
@@ -1023,7 +1081,7 @@
         </w:rPr>
         <w:t>Lab 17 — Ship the Agent as a Web App with Streamlit</w:t>
         <w:tab/>
-        <w:t>24</w:t>
+        <w:t>27</w:t>
       </w:r>
     </w:p>
     <w:p>
@@ -1041,9 +1099,9 @@
           <w:color w:val="333333"/>
           <w:sz w:val="21"/>
         </w:rPr>
-        <w:t>Lab 18 — Capstone — Design, Build and Assess Your Own Multi-Agent Application</w:t>
+        <w:t>Lab 18 — Capstone — Build Your Own Multi-Agent Application</w:t>
         <w:tab/>
-        <w:t>25</w:t>
+        <w:t>27</w:t>
       </w:r>
     </w:p>
     <w:p>
@@ -1062,7 +1120,7 @@
         </w:rPr>
         <w:t>Reference — Core ADK Patterns</w:t>
         <w:tab/>
-        <w:t>26</w:t>
+        <w:t>28</w:t>
       </w:r>
     </w:p>
     <w:p>
@@ -1081,7 +1139,7 @@
         </w:rPr>
         <w:t>Reference — Evaluating a RAG Pipeline</w:t>
         <w:tab/>
-        <w:t>29</w:t>
+        <w:t>32</w:t>
       </w:r>
     </w:p>
     <w:p>
@@ -1100,7 +1158,7 @@
         </w:rPr>
         <w:t>Assessing Feasibility of an Agent Application</w:t>
         <w:tab/>
-        <w:t>30</w:t>
+        <w:t>32</w:t>
       </w:r>
     </w:p>
     <w:p>
@@ -1119,7 +1177,7 @@
         </w:rPr>
         <w:t>Continuing Your Learning</w:t>
         <w:tab/>
-        <w:t>30</w:t>
+        <w:t>33</w:t>
       </w:r>
     </w:p>
     <w:p>
@@ -1138,7 +1196,7 @@
         </w:rPr>
         <w:t>Glossary</w:t>
         <w:tab/>
-        <w:t>31</w:t>
+        <w:t>33</w:t>
       </w:r>
     </w:p>
     <w:p>
@@ -1598,7 +1656,7 @@
         <w:pStyle w:val="ListBullet"/>
       </w:pPr>
       <w:r>
-        <w:t>Gemini is Google DeepMind's natively multimodal model family — Ultra, Pro, Flash and Nano — reasoning across text, image, video, audio and code.</w:t>
+        <w:t>Gemini is Google DeepMind's natively multimodal model family — Pro, Flash and Nano — reasoning across text, image, video, audio and code.</w:t>
       </w:r>
     </w:p>
     <w:p>
@@ -1606,6 +1664,30 @@
         <w:pStyle w:val="ListBullet"/>
       </w:pPr>
       <w:r>
+        <w:t>This course runs on gemini-3.8-flash, the Flash tier engineered for autonomous agents and long-horizon, multi-step reasoning — the workload a multi-agent system creates.</w:t>
+      </w:r>
+    </w:p>
+    <w:p>
+      <w:pPr>
+        <w:pStyle w:val="ListBullet"/>
+      </w:pPr>
+      <w:r>
+        <w:t>Model IDs retire. Pin a specific version for reproducible training runs, or use a floating alias such as gemini-flash-latest in code you do not want to revisit; either way the model ID belongs in one MODEL constant, never scattered through the file.</w:t>
+      </w:r>
+    </w:p>
+    <w:p>
+      <w:pPr>
+        <w:pStyle w:val="ListBullet"/>
+      </w:pPr>
+      <w:r>
+        <w:t>Authentication is either an AI Studio API key in GOOGLE_API_KEY, or Vertex AI via GOOGLE_CLOUD_PROJECT and GOOGLE_CLOUD_LOCATION — the agent code is identical in both cases.</w:t>
+      </w:r>
+    </w:p>
+    <w:p>
+      <w:pPr>
+        <w:pStyle w:val="ListBullet"/>
+      </w:pPr>
+      <w:r>
         <w:t>The Agent Development Kit (ADK) is Google's open-source Python framework for building, evaluating and deploying agents.</w:t>
       </w:r>
     </w:p>
@@ -1656,7 +1738,7 @@
     </w:p>
     <w:p>
       <w:r>
-        <w:t>Goal: Install the Agent Development Kit toolchain with uv, obtain a free Google AI Studio API key, and store it safely in a .env file so every agent in the course can authenticate.</w:t>
+        <w:t>Goal: Install the Agent Development Kit toolchain with uv, obtain a free Google AI Studio API key, store it safely in a .env file, and verify the Gemini model the whole course runs on. Every later lab depends on this setup working.</w:t>
       </w:r>
     </w:p>
     <w:p>
@@ -1671,7 +1753,7 @@
     </w:p>
     <w:p>
       <w:r>
-        <w:t>A working Python 3.13 project with google-adk installed and a validated GOOGLE_API_KEY.   (Tools: Google AI Studio, uv, Python 3.13, google-adk, python-dotenv.)</w:t>
+        <w:t>A working Python 3.13 project with google-adk installed, a validated GOOGLE_API_KEY and a confirmed gemini-3.8-flash connection.   (Tools: Google AI Studio, uv, Python 3.13, google-adk, python-dotenv, gemini-3.8-flash.)</w:t>
       </w:r>
     </w:p>
     <w:p>
@@ -1869,6 +1951,78 @@
       </w:r>
     </w:p>
     <w:p>
+      <w:pPr>
+        <w:ind w:left="360"/>
+      </w:pPr>
+      <w:r>
+        <w:rPr>
+          <w:b/>
+        </w:rPr>
+        <w:t xml:space="preserve">7.  </w:t>
+      </w:r>
+      <w:r>
+        <w:t>Run the setup verifier — it checks Python, google-adk, the key and a live model call</w:t>
+      </w:r>
+    </w:p>
+    <w:p>
+      <w:r>
+        <w:rPr>
+          <w:rFonts w:ascii="Consolas" w:hAnsi="Consolas"/>
+          <w:color w:val="0B3060"/>
+          <w:sz w:val="19"/>
+        </w:rPr>
+        <w:t>uv run python lab01/verify_setup.py</w:t>
+      </w:r>
+    </w:p>
+    <w:p>
+      <w:pPr>
+        <w:ind w:left="360"/>
+      </w:pPr>
+      <w:r>
+        <w:rPr>
+          <w:b/>
+        </w:rPr>
+        <w:t xml:space="preserve">8.  </w:t>
+      </w:r>
+      <w:r>
+        <w:t>Note the MODEL constant every lab uses, and why the ID is declared once per file</w:t>
+      </w:r>
+    </w:p>
+    <w:p>
+      <w:r>
+        <w:rPr>
+          <w:rFonts w:ascii="Consolas" w:hAnsi="Consolas"/>
+          <w:color w:val="0B3060"/>
+          <w:sz w:val="19"/>
+        </w:rPr>
+        <w:t>gemini-3.8-flash</w:t>
+      </w:r>
+    </w:p>
+    <w:p>
+      <w:pPr>
+        <w:ind w:left="360"/>
+      </w:pPr>
+      <w:r>
+        <w:rPr>
+          <w:b/>
+        </w:rPr>
+        <w:t xml:space="preserve">9.  </w:t>
+      </w:r>
+      <w:r>
+        <w:t>Confirm .env is git-ignored so your API key is never committed</w:t>
+      </w:r>
+    </w:p>
+    <w:p>
+      <w:r>
+        <w:rPr>
+          <w:rFonts w:ascii="Consolas" w:hAnsi="Consolas"/>
+          <w:color w:val="0B3060"/>
+          <w:sz w:val="19"/>
+        </w:rPr>
+        <w:t>git check-ignore -v .env</w:t>
+      </w:r>
+    </w:p>
+    <w:p>
       <w:r>
         <w:rPr>
           <w:b/>
@@ -1880,7 +2034,7 @@
     </w:p>
     <w:p>
       <w:r>
-        <w:t>uv run adk --help prints the ADK usage banner listing the run, web and eval sub-commands, and no ModuleNotFoundError is raised.</w:t>
+        <w:t>uv run python lab01/verify_setup.py reports PASS on every check, including a live gemini-3.8-flash response, and git check-ignore confirms .env is excluded from commits.</w:t>
       </w:r>
     </w:p>
     <w:p>
@@ -1929,7 +2083,7 @@
     </w:p>
     <w:p>
       <w:r>
-        <w:t>lab02 — a Gemini-powered banking assistant that answers general banking questions and refuses to handle PINs, OTPs or full account numbers.   (Tools: google-adk, Gemini 2.0 Flash, adk run, adk web.)</w:t>
+        <w:t>lab02 — a Gemini-powered banking assistant that answers general banking questions and refuses to handle PINs, OTPs or full account numbers.   (Tools: google-adk, Gemini 3.8 Flash, adk run, adk web.)</w:t>
       </w:r>
     </w:p>
     <w:p>
@@ -2165,7 +2319,7 @@
     </w:p>
     <w:p>
       <w:r>
-        <w:t>lab03 — an agent that decides for itself whether a question needs the weather tool, the search tool, both, or neither.   (Tools: google-adk, OpenWeather API, Tavily API, Gemini 2.0 Flash.)</w:t>
+        <w:t>lab03 — an agent that decides for itself whether a question needs the weather tool, the search tool, both, or neither.   (Tools: google-adk, OpenWeather API, Tavily API, Gemini 3.8 Flash.)</w:t>
       </w:r>
     </w:p>
     <w:p>
@@ -2425,7 +2579,7 @@
     </w:p>
     <w:p>
       <w:r>
-        <w:t>lab04 — one agent definition that runs on either Gemini or an OpenAI model by changing a single line.   (Tools: google-adk, LiteLlm, Gemini 2.0 Flash, OpenAI GPT-4.1-mini.)</w:t>
+        <w:t>lab04 — one agent definition that runs on either Gemini or an OpenAI model by changing a single line.   (Tools: google-adk, LiteLlm, Gemini 3.8 Flash, OpenAI GPT-4.1-mini.)</w:t>
       </w:r>
     </w:p>
     <w:p>
@@ -2555,7 +2709,7 @@
           <w:color w:val="0B3060"/>
           <w:sz w:val="19"/>
         </w:rPr>
-        <w:t>model='gemini-2.0-flash'</w:t>
+        <w:t>model='gemini-3.8-flash'</w:t>
       </w:r>
     </w:p>
     <w:p>
@@ -2637,7 +2791,7 @@
     </w:p>
     <w:p>
       <w:r>
-        <w:t>Sessions &amp; state · handoff · sub-agents · workflow agents · guardrails · structured output · MCP</w:t>
+        <w:t>Sessions &amp; state · handoff · coordinator · Sequential · Parallel · Loop · Agent-as-a-Tool · guardrails · MCP</w:t>
       </w:r>
     </w:p>
     <w:p>
@@ -2671,7 +2825,7 @@
         <w:pStyle w:val="ListBullet"/>
       </w:pPr>
       <w:r>
-        <w:t>Multi-agent handoff — a root agent with sub_agents transfers control to whichever specialist matches the request.</w:t>
+        <w:t>Multi-agent handoff — a root agent with sub_agents TRANSFERS control to whichever specialist matches the request, and that specialist then answers the user directly.</w:t>
       </w:r>
     </w:p>
     <w:p>
@@ -2679,7 +2833,7 @@
         <w:pStyle w:val="ListBullet"/>
       </w:pPr>
       <w:r>
-        <w:t>A hierarchical (coordinator) pattern puts a router agent above specialised sub-agents, each with its own instruction and tools.</w:t>
+        <w:t>The coordinator/dispatcher pattern puts a triage agent above specialised sub-agents; ADK builds the delegation tool from each sub-agent's description, so routing quality depends on how sharply those descriptions are written.</w:t>
       </w:r>
     </w:p>
     <w:p>
@@ -2687,7 +2841,7 @@
         <w:pStyle w:val="ListBullet"/>
       </w:pPr>
       <w:r>
-        <w:t>SequentialAgent runs sub-agents in a fixed order and passes each output forward; ParallelAgent fans them out concurrently.</w:t>
+        <w:t>SequentialAgent guarantees stage order in code — use it whenever stage N genuinely needs stage N-1's output, such as costing a travel itinerary that must exist first.</w:t>
       </w:r>
     </w:p>
     <w:p>
@@ -2695,6 +2849,38 @@
         <w:pStyle w:val="ListBullet"/>
       </w:pPr>
       <w:r>
+        <w:t>output_key writes an agent's result into session state, and the next agent reads it back through a {placeholder} in its instruction — this is how workflow agents pass data along.</w:t>
+      </w:r>
+    </w:p>
+    <w:p>
+      <w:pPr>
+        <w:pStyle w:val="ListBullet"/>
+      </w:pPr>
+      <w:r>
+        <w:t>ParallelAgent fans independent branches out concurrently, cutting wall-clock latency to the slowest branch rather than the sum; a fan-in agent then synthesises the branches and reconciles any conflicts.</w:t>
+      </w:r>
+    </w:p>
+    <w:p>
+      <w:pPr>
+        <w:pStyle w:val="ListBullet"/>
+      </w:pPr>
+      <w:r>
+        <w:t>LoopAgent iterates a cycle such as writer→critic, and needs TWO stops: max_iterations as a hard ceiling, and an escape hatch where a tool sets tool_context.actions.escalate = True to exit early once the work is good enough.</w:t>
+      </w:r>
+    </w:p>
+    <w:p>
+      <w:pPr>
+        <w:pStyle w:val="ListBullet"/>
+      </w:pPr>
+      <w:r>
+        <w:t>Agent-as-a-Tool (AgentTool) CALLS a specialist that returns its result to the parent, which keeps control — the opposite of sub_agents handoff, and the right choice when the parent still needs to compose the final answer.</w:t>
+      </w:r>
+    </w:p>
+    <w:p>
+      <w:pPr>
+        <w:pStyle w:val="ListBullet"/>
+      </w:pPr>
+      <w:r>
         <w:t>Callbacks such as before_model_callback implement guardrails — inspect, block or rewrite a request before it reaches the model.</w:t>
       </w:r>
     </w:p>
@@ -2712,14 +2898,6 @@
       </w:pPr>
       <w:r>
         <w:t>The Model Context Protocol (MCP) is an open standard that lets an agent consume tools hosted by an external server over StreamableHTTP or SSE.</w:t>
-      </w:r>
-    </w:p>
-    <w:p>
-      <w:pPr>
-        <w:pStyle w:val="ListBullet"/>
-      </w:pPr>
-      <w:r>
-        <w:t>Agents can also be declared declaratively in YAML config files instead of Python.</w:t>
       </w:r>
     </w:p>
     <w:p>
@@ -2776,7 +2954,7 @@
         <w:t xml:space="preserve">1.  </w:t>
       </w:r>
       <w:r>
-        <w:t>Read how the session service, session and Runner are wired together</w:t>
+        <w:t>Read how session service, session and Runner are wired</w:t>
       </w:r>
     </w:p>
     <w:p>
@@ -3141,7 +3319,7 @@
         <w:pStyle w:val="Heading2"/>
       </w:pPr>
       <w:r>
-        <w:t>Lab 7 — Multi-Agent Handoff — Joke Generator to Translator</w:t>
+        <w:t>Lab 7 — Multi-Agent Handoff — A Blog Content Production Team</w:t>
       </w:r>
     </w:p>
     <w:p>
@@ -3151,7 +3329,7 @@
     </w:p>
     <w:p>
       <w:r>
-        <w:t>Goal: Build a three-level agent hierarchy where a root agent hands off to a joke generator, which in turn hands off to a translator. This is the core ADK delegation pattern.</w:t>
+        <w:t>Goal: Build a realistic editorial team: a managing editor hands off to a researcher, who gathers current facts with web search and then hands off to a writer who drafts the post. Every handoff is driven by the description field — the core ADK delegation pattern.</w:t>
       </w:r>
     </w:p>
     <w:p>
@@ -3166,7 +3344,7 @@
     </w:p>
     <w:p>
       <w:r>
-        <w:t>lab07 — a root agent that produces an English joke and its Chinese translation through two automatic handoffs.   (Tools: google-adk, sub_agents, Gemini 2.0 Flash.)</w:t>
+        <w:t>lab07 — a three-stage content pipeline that turns a topic request into a publish-ready, fact-grounded blog post.   (Tools: google-adk, sub_agents, google_search, Gemini 3.8 Flash.)</w:t>
       </w:r>
     </w:p>
     <w:p>
@@ -3190,7 +3368,7 @@
         <w:t xml:space="preserve">1.  </w:t>
       </w:r>
       <w:r>
-        <w:t>Read the three agent definitions and the sub_agents chain</w:t>
+        <w:t>Read the three agents and the sub_agents chain</w:t>
       </w:r>
     </w:p>
     <w:p>
@@ -3214,7 +3392,7 @@
         <w:t xml:space="preserve">2.  </w:t>
       </w:r>
       <w:r>
-        <w:t>Note that the description field is what the parent reads to decide on a handoff</w:t>
+        <w:t>The description field is what drives the parent's handoff decision</w:t>
       </w:r>
     </w:p>
     <w:p>
@@ -3252,7 +3430,7 @@
         <w:t xml:space="preserve">4.  </w:t>
       </w:r>
       <w:r>
-        <w:t>Select lab07 and request a joke</w:t>
+        <w:t>Select lab07 and commission a post</w:t>
       </w:r>
     </w:p>
     <w:p>
@@ -3262,7 +3440,7 @@
           <w:color w:val="0B3060"/>
           <w:sz w:val="19"/>
         </w:rPr>
-        <w:t>Tell me a joke</w:t>
+        <w:t>Write a blog post about AI adoption in Singapore SMEs</w:t>
       </w:r>
     </w:p>
     <w:p>
@@ -3276,7 +3454,7 @@
         <w:t xml:space="preserve">5.  </w:t>
       </w:r>
       <w:r>
-        <w:t>In the Events tab, find the transfer_to_agent call into joke_generator</w:t>
+        <w:t>In the Events tab, find the transfer_to_agent call into researcher_agent</w:t>
       </w:r>
     </w:p>
     <w:p>
@@ -3290,7 +3468,7 @@
         <w:t xml:space="preserve">6.  </w:t>
       </w:r>
       <w:r>
-        <w:t>Find the second transfer into translator and confirm the Chinese output</w:t>
+        <w:t>Confirm the researcher's google_search calls, then the transfer into writer_agent</w:t>
       </w:r>
     </w:p>
     <w:p>
@@ -3304,7 +3482,7 @@
         <w:t xml:space="preserve">7.  </w:t>
       </w:r>
       <w:r>
-        <w:t>Weaken the translator's description to one vague word and re-run</w:t>
+        <w:t>Check the finished post cites only facts that appear in the research brief</w:t>
       </w:r>
     </w:p>
     <w:p>
@@ -3318,7 +3496,7 @@
         <w:t xml:space="preserve">8.  </w:t>
       </w:r>
       <w:r>
-        <w:t>Observe the handoff becoming unreliable, then restore the description</w:t>
+        <w:t>Weaken the writer_agent description to one vague word, re-run and observe the handoff become unreliable, then restore it</w:t>
       </w:r>
     </w:p>
     <w:p>
@@ -3333,7 +3511,7 @@
     </w:p>
     <w:p>
       <w:r>
-        <w:t>One 'Tell me a joke' request yields an English joke followed by a Chinese translation, and the Events tab shows two transfer_to_agent calls.</w:t>
+        <w:t>One topic request produces a research brief followed by a cited blog post, and the Events tab shows two transfer_to_agent calls in order.</w:t>
       </w:r>
     </w:p>
     <w:p>
@@ -3357,7 +3535,7 @@
         <w:pStyle w:val="Heading2"/>
       </w:pPr>
       <w:r>
-        <w:t>Lab 8 — Hierarchical Multi-Agent System — The Tutor Agent</w:t>
+        <w:t>Lab 8 — Coordinator / Dispatcher — A Customer Support Desk</w:t>
       </w:r>
     </w:p>
     <w:p>
@@ -3367,7 +3545,7 @@
     </w:p>
     <w:p>
       <w:r>
-        <w:t>Goal: Build a tutoring system where one root agent routes each question to a maths, physics or history specialist, each with its own instruction and teaching style.</w:t>
+        <w:t>Goal: Build a production-shaped support desk where a triage agent dispatches each ticket to the billing, technical or returns specialist — each with its own instruction and its own tools against order and refund systems.</w:t>
       </w:r>
     </w:p>
     <w:p>
@@ -3382,7 +3560,7 @@
     </w:p>
     <w:p>
       <w:r>
-        <w:t>lab08 — a coordinator with three subject specialists that routes by topic.   (Tools: google-adk, sub_agents, coordinator pattern.)</w:t>
+        <w:t>lab08 — a triage coordinator with three tool-equipped specialists that routes real support tickets.   (Tools: google-adk, sub_agents, coordinator/dispatcher pattern, function tools.)</w:t>
       </w:r>
     </w:p>
     <w:p>
@@ -3406,7 +3584,7 @@
         <w:t xml:space="preserve">1.  </w:t>
       </w:r>
       <w:r>
-        <w:t>Read the three specialist agents and the root coordinator</w:t>
+        <w:t>Read the three specialists, their tools and the triage coordinator</w:t>
       </w:r>
     </w:p>
     <w:p>
@@ -3468,7 +3646,7 @@
         <w:t xml:space="preserve">4.  </w:t>
       </w:r>
       <w:r>
-        <w:t>Ask a maths question and confirm it routes to math_tutor_agent</w:t>
+        <w:t>Send a billing ticket and confirm it routes to billing_agent</w:t>
       </w:r>
     </w:p>
     <w:p>
@@ -3478,7 +3656,7 @@
           <w:color w:val="0B3060"/>
           <w:sz w:val="19"/>
         </w:rPr>
-        <w:t>Solve 2x + 5 = 17 step by step.</w:t>
+        <w:t>I was charged twice for order SG-10482</w:t>
       </w:r>
     </w:p>
     <w:p>
@@ -3492,7 +3670,7 @@
         <w:t xml:space="preserve">5.  </w:t>
       </w:r>
       <w:r>
-        <w:t>Ask a physics question</w:t>
+        <w:t>Send a technical ticket</w:t>
       </w:r>
     </w:p>
     <w:p>
@@ -3502,7 +3680,7 @@
           <w:color w:val="0B3060"/>
           <w:sz w:val="19"/>
         </w:rPr>
-        <w:t>Explain Newton's second law with an example.</w:t>
+        <w:t>My wireless keyboard will not pair with my laptop</w:t>
       </w:r>
     </w:p>
     <w:p>
@@ -3516,7 +3694,7 @@
         <w:t xml:space="preserve">6.  </w:t>
       </w:r>
       <w:r>
-        <w:t>Ask a history question</w:t>
+        <w:t>Send a returns ticket and watch the tool calls</w:t>
       </w:r>
     </w:p>
     <w:p>
@@ -3526,7 +3704,7 @@
           <w:color w:val="0B3060"/>
           <w:sz w:val="19"/>
         </w:rPr>
-        <w:t>What caused the fall of the Roman Empire?</w:t>
+        <w:t>Where is order SG-10915 and can I still refund it?</w:t>
       </w:r>
     </w:p>
     <w:p>
@@ -3540,7 +3718,7 @@
         <w:t xml:space="preserve">7.  </w:t>
       </w:r>
       <w:r>
-        <w:t>Ask an ambiguous cross-subject question and observe how the router resolves it</w:t>
+        <w:t>Send a ticket that spans two queues and observe how triage resolves it</w:t>
       </w:r>
     </w:p>
     <w:p>
@@ -3550,7 +3728,7 @@
           <w:color w:val="0B3060"/>
           <w:sz w:val="19"/>
         </w:rPr>
-        <w:t>How did physics change during the Industrial Revolution?</w:t>
+        <w:t>My keyboard is faulty and I want my money back</w:t>
       </w:r>
     </w:p>
     <w:p>
@@ -3564,7 +3742,7 @@
         <w:t xml:space="preserve">8.  </w:t>
       </w:r>
       <w:r>
-        <w:t>Add a fourth specialist of your own choosing to sub_agents and test the routing</w:t>
+        <w:t>Add a fourth specialist of your own to sub_agents and test the routing</w:t>
       </w:r>
     </w:p>
     <w:p>
@@ -3579,7 +3757,7 @@
     </w:p>
     <w:p>
       <w:r>
-        <w:t>Each subject question is answered by the matching specialist, visible as a transfer_to_agent event, and your new fourth specialist is routed to correctly.</w:t>
+        <w:t>Each ticket reaches the matching specialist as a transfer_to_agent event, the returns ticket triggers lookup_order and check_refund_eligibility, and your fourth specialist routes.</w:t>
       </w:r>
     </w:p>
     <w:p>
@@ -3603,17 +3781,17 @@
         <w:pStyle w:val="Heading2"/>
       </w:pPr>
       <w:r>
-        <w:t>Lab 9 — Sequential Workflow Agent — Singapore Transport Route Planner</w:t>
-      </w:r>
-    </w:p>
-    <w:p>
-      <w:r>
-        <w:t>Learning outcome: LO3 / LO2 — orchestrate a fixed multi-stage pipeline with SequentialAgent..</w:t>
-      </w:r>
-    </w:p>
-    <w:p>
-      <w:r>
-        <w:t>Goal: Chain three agents in a fixed order — collect the journey, research cross-country options, then produce a full route report — using SequentialAgent with the google_search tool.</w:t>
+        <w:t>Lab 9 — Workflow Agents — Sequential, Parallel, Loop and Agent-as-a-Tool</w:t>
+      </w:r>
+    </w:p>
+    <w:p>
+      <w:r>
+        <w:t>Learning outcome: LO3 / LO2 — orchestrate multi-agent workflows with all four ADK collaboration patterns..</w:t>
+      </w:r>
+    </w:p>
+    <w:p>
+      <w:r>
+        <w:t>Goal: Work through the four ADK workflow patterns on realistic systems: a SequentialAgent travel planner, a ParallelAgent market-research desk with a synthesis step, a LoopAgent writer/critic refinement cycle, and an AgentTool bilingual report writer. The lab makes the decisive distinction explicit — when order is enforced by code vs by the model, and when a specialist takes control (handoff) vs returns a result (AgentTool).</w:t>
       </w:r>
     </w:p>
     <w:p>
@@ -3628,7 +3806,7 @@
     </w:p>
     <w:p>
       <w:r>
-        <w:t>lab09 — a sequential pipeline producing a route report by MRT, bus, taxi, cycling and walking.   (Tools: google-adk, SequentialAgent, LlmAgent, google_search.)</w:t>
+        <w:t>lab09 — four runnable multi-agent systems: agent.py (sequential travel planner), agent_parallel.py (market research), agent_loop.py (copy refinement), agent_as_tool.py (bilingual report writer).   (Tools: google-adk, SequentialAgent, ParallelAgent, LoopAgent, AgentTool, output_key, google_search.)</w:t>
       </w:r>
     </w:p>
     <w:p>
@@ -3652,7 +3830,7 @@
         <w:t xml:space="preserve">1.  </w:t>
       </w:r>
       <w:r>
-        <w:t>Read the three sub-agents and the SequentialAgent that orders them</w:t>
+        <w:t>Read the sequential pipeline and note how output_key feeds the next instruction</w:t>
       </w:r>
     </w:p>
     <w:p>
@@ -3676,20 +3854,6 @@
         <w:t xml:space="preserve">2.  </w:t>
       </w:r>
       <w:r>
-        <w:t>Note that each agent's output is passed forward as the next agent's input</w:t>
-      </w:r>
-    </w:p>
-    <w:p>
-      <w:pPr>
-        <w:ind w:left="360"/>
-      </w:pPr>
-      <w:r>
-        <w:rPr>
-          <w:b/>
-        </w:rPr>
-        <w:t xml:space="preserve">3.  </w:t>
-      </w:r>
-      <w:r>
         <w:t>Launch the web IDE and select lab09</w:t>
       </w:r>
     </w:p>
@@ -3711,10 +3875,10 @@
         <w:rPr>
           <w:b/>
         </w:rPr>
-        <w:t xml:space="preserve">4.  </w:t>
-      </w:r>
-      <w:r>
-        <w:t>Provide a journey when the first agent asks</w:t>
+        <w:t xml:space="preserve">3.  </w:t>
+      </w:r>
+      <w:r>
+        <w:t>Plan a trip and watch the three stages run in a guaranteed order</w:t>
       </w:r>
     </w:p>
     <w:p>
@@ -3724,7 +3888,7 @@
           <w:color w:val="0B3060"/>
           <w:sz w:val="19"/>
         </w:rPr>
-        <w:t>From Jurong East to Changi Airport</w:t>
+        <w:t>Plan a 4-day trip to Tokyo</w:t>
       </w:r>
     </w:p>
     <w:p>
@@ -3735,10 +3899,44 @@
         <w:rPr>
           <w:b/>
         </w:rPr>
+        <w:t xml:space="preserve">4.  </w:t>
+      </w:r>
+      <w:r>
+        <w:t>Read the parallel fan-out and explain why the three analysts need no ordering</w:t>
+      </w:r>
+    </w:p>
+    <w:p>
+      <w:r>
+        <w:rPr>
+          <w:rFonts w:ascii="Consolas" w:hAnsi="Consolas"/>
+          <w:color w:val="0B3060"/>
+          <w:sz w:val="19"/>
+        </w:rPr>
+        <w:t>cat lab09/agent_parallel.py</w:t>
+      </w:r>
+    </w:p>
+    <w:p>
+      <w:pPr>
+        <w:ind w:left="360"/>
+      </w:pPr>
+      <w:r>
+        <w:rPr>
+          <w:b/>
+        </w:rPr>
         <w:t xml:space="preserve">5.  </w:t>
       </w:r>
       <w:r>
-        <w:t>Wait for all three stages to complete and read the consolidated report</w:t>
+        <w:t>Run the market research desk and compare its latency with the sequential pipeline</w:t>
+      </w:r>
+    </w:p>
+    <w:p>
+      <w:r>
+        <w:rPr>
+          <w:rFonts w:ascii="Consolas" w:hAnsi="Consolas"/>
+          <w:color w:val="0B3060"/>
+          <w:sz w:val="19"/>
+        </w:rPr>
+        <w:t>Research Grab Holdings</w:t>
       </w:r>
     </w:p>
     <w:p>
@@ -3752,7 +3950,17 @@
         <w:t xml:space="preserve">6.  </w:t>
       </w:r>
       <w:r>
-        <w:t>Verify the report covers bus, MRT, taxi, cycling, walking and a fastest route</w:t>
+        <w:t>Read the loop and find BOTH stopping conditions — max_iterations and escalate</w:t>
+      </w:r>
+    </w:p>
+    <w:p>
+      <w:r>
+        <w:rPr>
+          <w:rFonts w:ascii="Consolas" w:hAnsi="Consolas"/>
+          <w:color w:val="0B3060"/>
+          <w:sz w:val="19"/>
+        </w:rPr>
+        <w:t>cat lab09/agent_loop.py</w:t>
       </w:r>
     </w:p>
     <w:p>
@@ -3766,7 +3974,41 @@
         <w:t xml:space="preserve">7.  </w:t>
       </w:r>
       <w:r>
-        <w:t>Explain why SequentialAgent, not sub_agents handoff, is the right pattern here</w:t>
+        <w:t>Run the refinement loop and count the iterations before approval</w:t>
+      </w:r>
+    </w:p>
+    <w:p>
+      <w:r>
+        <w:rPr>
+          <w:rFonts w:ascii="Consolas" w:hAnsi="Consolas"/>
+          <w:color w:val="0B3060"/>
+          <w:sz w:val="19"/>
+        </w:rPr>
+        <w:t>Write landing page copy for a smart water bottle</w:t>
+      </w:r>
+    </w:p>
+    <w:p>
+      <w:pPr>
+        <w:ind w:left="360"/>
+      </w:pPr>
+      <w:r>
+        <w:rPr>
+          <w:b/>
+        </w:rPr>
+        <w:t xml:space="preserve">8.  </w:t>
+      </w:r>
+      <w:r>
+        <w:t>Read the AgentTool example and state how tools=[AgentTool(...)] differs from sub_agents=[...]</w:t>
+      </w:r>
+    </w:p>
+    <w:p>
+      <w:r>
+        <w:rPr>
+          <w:rFonts w:ascii="Consolas" w:hAnsi="Consolas"/>
+          <w:color w:val="0B3060"/>
+          <w:sz w:val="19"/>
+        </w:rPr>
+        <w:t>cat lab09/agent_as_tool.py</w:t>
       </w:r>
     </w:p>
     <w:p>
@@ -3781,7 +4023,7 @@
     </w:p>
     <w:p>
       <w:r>
-        <w:t>A single journey request produces one report containing all five transport modes plus a recommended fastest route, with the three stages visible in order in the Events tab.</w:t>
+        <w:t>The travel planner produces research, itinerary and budget in that fixed order; the research desk shows three analysts running concurrently before one synthesis; the loop stops early on approve_copy or at 3 iterations; and the report writer calls both specialists without ever transferring control.</w:t>
       </w:r>
     </w:p>
     <w:p>
@@ -4104,7 +4346,7 @@
         <w:t xml:space="preserve">2.  </w:t>
       </w:r>
       <w:r>
-        <w:t>Note the typed fields: title, ingredients, cooking_time, servings, instructions</w:t>
+        <w:t>Note the five typed fields on the Recipe model</w:t>
       </w:r>
     </w:p>
     <w:p>
@@ -4815,7 +5057,7 @@
     </w:p>
     <w:p>
       <w:r>
-        <w:t>lab14 — a grounded question-answering agent over the air-fryer manuals with citations.   (Tools: google-adk, ChromaDB, similarity search, Gemini 2.0 Flash.)</w:t>
+        <w:t>lab14 — a grounded question-answering agent over the air-fryer manuals with citations.   (Tools: google-adk, ChromaDB, similarity search, Gemini 3.8 Flash.)</w:t>
       </w:r>
     </w:p>
     <w:p>
@@ -4839,7 +5081,7 @@
         <w:t xml:space="preserve">1.  </w:t>
       </w:r>
       <w:r>
-        <w:t>Read the retrieval tool and note how the query is embedded before searching</w:t>
+        <w:t>Read the retrieval tool and how the query is embedded</w:t>
       </w:r>
     </w:p>
     <w:p>
@@ -4863,7 +5105,7 @@
         <w:t xml:space="preserve">2.  </w:t>
       </w:r>
       <w:r>
-        <w:t>Note the instruction that requires answers to come only from retrieved context</w:t>
+        <w:t>Answers must come only from retrieved context</w:t>
       </w:r>
     </w:p>
     <w:p>
@@ -5113,7 +5355,7 @@
         <w:t xml:space="preserve">3.  </w:t>
       </w:r>
       <w:r>
-        <w:t>For each answer record whether every claim is supported by the retrieved text (groundedness)</w:t>
+        <w:t>Record whether every claim is grounded in the retrieved text</w:t>
       </w:r>
     </w:p>
     <w:p>
@@ -5318,7 +5560,7 @@
     </w:p>
     <w:p>
       <w:r>
-        <w:t>lab16 — a root agent with MRT, bus, taxi, bike and walk specialists, all declared in YAML.   (Tools: google-adk YAML config, LlmAgent, Gemini 2.5 Flash.)</w:t>
+        <w:t>lab16 — a root agent with MRT, bus, taxi, bike and walk specialists, all declared in YAML.   (Tools: google-adk YAML config, LlmAgent, Gemini 3.8 Flash.)</w:t>
       </w:r>
     </w:p>
     <w:p>
@@ -5602,7 +5844,7 @@
         <w:t xml:space="preserve">2.  </w:t>
       </w:r>
       <w:r>
-        <w:t>Note that the async Runner is driven through asyncio.run inside the handler</w:t>
+        <w:t>The async Runner is driven by asyncio.run in the handler</w:t>
       </w:r>
     </w:p>
     <w:p>
@@ -5755,7 +5997,7 @@
         <w:pStyle w:val="Heading2"/>
       </w:pPr>
       <w:r>
-        <w:t>Lab 18 — Capstone — Design, Build and Assess Your Own Multi-Agent Application</w:t>
+        <w:t>Lab 18 — Capstone — Build Your Own Multi-Agent Application</w:t>
       </w:r>
     </w:p>
     <w:p>
@@ -5846,7 +6088,7 @@
         <w:t xml:space="preserve">4.  </w:t>
       </w:r>
       <w:r>
-        <w:t>Build the agents, starting from the closest lab in this course as your template</w:t>
+        <w:t>Build the agents, using the closest lab as your template</w:t>
       </w:r>
     </w:p>
     <w:p>
@@ -6014,7 +6256,7 @@
           <w:color w:val="0B3060"/>
           <w:sz w:val="19"/>
         </w:rPr>
-        <w:t xml:space="preserve">    model='gemini-2.0-flash',</w:t>
+        <w:t xml:space="preserve">    model='gemini-3.8-flash',</w:t>
       </w:r>
     </w:p>
     <w:p>

--- a/courseware/LG-Develop Multi AI Agent Applications with Gemini Agent ADK.docx
+++ b/courseware/LG-Develop Multi AI Agent Applications with Gemini Agent ADK.docx
@@ -2357,7 +2357,17 @@
         <w:t xml:space="preserve">2.  </w:t>
       </w:r>
       <w:r>
-        <w:t>Add both keys to labs/.env as OPENWEATHER_API_KEY and TAVILY_API_KEY</w:t>
+        <w:t>Add both keys to labs/.env</w:t>
+      </w:r>
+    </w:p>
+    <w:p>
+      <w:r>
+        <w:rPr>
+          <w:rFonts w:ascii="Consolas" w:hAnsi="Consolas"/>
+          <w:color w:val="0B3060"/>
+          <w:sz w:val="19"/>
+        </w:rPr>
+        <w:t>OPENWEATHER_API_KEY / TAVILY_API_KEY</w:t>
       </w:r>
     </w:p>
     <w:p>

--- a/courseware/LG-Develop Multi AI Agent Applications with Gemini Agent ADK.docx
+++ b/courseware/LG-Develop Multi AI Agent Applications with Gemini Agent ADK.docx
@@ -1777,7 +1777,7 @@
         <w:t xml:space="preserve">1.  </w:t>
       </w:r>
       <w:r>
-        <w:t>Clone the course lab repository</w:t>
+        <w:t>Clone the course lab repository from GitHub</w:t>
       </w:r>
     </w:p>
     <w:p>
